--- a/Final_project_Shark.docx
+++ b/Final_project_Shark.docx
@@ -6,8 +6,9 @@
       <w:pPr>
         <w:bidi/>
         <w:spacing w:after="160" w:line="259" w:lineRule="auto"/>
-        <w:rPr>
-          <w:rFonts w:asciiTheme="minorBidi" w:eastAsia="Calibri" w:hAnsiTheme="minorBidi" w:cstheme="minorBidi" w:hint="cs"/>
+        <w:jc w:val="center"/>
+        <w:rPr>
+          <w:rFonts w:asciiTheme="minorBidi" w:eastAsia="Calibri" w:hAnsiTheme="minorBidi" w:cstheme="minorBidi"/>
           <w:sz w:val="24"/>
           <w:szCs w:val="24"/>
           <w:rtl/>
@@ -66,13 +67,132 @@
       </w:r>
       <w:r>
         <w:rPr>
-          <w:rFonts w:asciiTheme="minorBidi" w:hAnsiTheme="minorBidi" w:cstheme="minorBidi"/>
+          <w:rFonts w:asciiTheme="minorBidi" w:eastAsia="Calibri" w:hAnsiTheme="minorBidi" w:cstheme="minorBidi"/>
+          <w:sz w:val="24"/>
+          <w:szCs w:val="24"/>
+          <w:rtl/>
+        </w:rPr>
+        <w:tab/>
+      </w:r>
+      <w:r>
+        <w:rPr>
+          <w:rFonts w:asciiTheme="minorBidi" w:eastAsia="Calibri" w:hAnsiTheme="minorBidi" w:cstheme="minorBidi"/>
           <w:noProof/>
           <w:sz w:val="24"/>
           <w:szCs w:val="24"/>
         </w:rPr>
         <w:drawing>
-          <wp:inline distT="0" distB="0" distL="0" distR="0" wp14:anchorId="44BDD87E" wp14:editId="42273F4D">
+          <wp:inline distT="0" distB="0" distL="0" distR="0" wp14:anchorId="44453566" wp14:editId="2E1E5489">
+            <wp:extent cx="1619250" cy="381000"/>
+            <wp:effectExtent l="0" t="0" r="0" b="0"/>
+            <wp:docPr id="1" name="image1.png" descr="A black background with purple letters&#10;&#10;Description automatically generated"/>
+            <wp:cNvGraphicFramePr/>
+            <a:graphic xmlns:a="http://schemas.openxmlformats.org/drawingml/2006/main">
+              <a:graphicData uri="http://schemas.openxmlformats.org/drawingml/2006/picture">
+                <pic:pic xmlns:pic="http://schemas.openxmlformats.org/drawingml/2006/picture">
+                  <pic:nvPicPr>
+                    <pic:cNvPr id="0" name="image1.png" descr="A black background with purple letters&#10;&#10;Description automatically generated"/>
+                    <pic:cNvPicPr preferRelativeResize="0"/>
+                  </pic:nvPicPr>
+                  <pic:blipFill>
+                    <a:blip r:embed="rId7"/>
+                    <a:srcRect/>
+                    <a:stretch>
+                      <a:fillRect/>
+                    </a:stretch>
+                  </pic:blipFill>
+                  <pic:spPr>
+                    <a:xfrm>
+                      <a:off x="0" y="0"/>
+                      <a:ext cx="1619250" cy="381000"/>
+                    </a:xfrm>
+                    <a:prstGeom prst="rect">
+                      <a:avLst/>
+                    </a:prstGeom>
+                    <a:ln/>
+                  </pic:spPr>
+                </pic:pic>
+              </a:graphicData>
+            </a:graphic>
+          </wp:inline>
+        </w:drawing>
+      </w:r>
+    </w:p>
+    <w:p>
+      <w:pPr>
+        <w:bidi/>
+        <w:spacing w:after="200"/>
+        <w:jc w:val="center"/>
+        <w:rPr>
+          <w:rFonts w:asciiTheme="minorBidi" w:eastAsia="Calibri" w:hAnsiTheme="minorBidi" w:cstheme="minorBidi"/>
+          <w:b/>
+          <w:sz w:val="24"/>
+          <w:szCs w:val="24"/>
+        </w:rPr>
+      </w:pPr>
+      <w:r>
+        <w:rPr>
+          <w:rFonts w:asciiTheme="minorBidi" w:eastAsia="Calibri" w:hAnsiTheme="minorBidi" w:cstheme="minorBidi"/>
+          <w:b/>
+          <w:sz w:val="24"/>
+          <w:szCs w:val="24"/>
+          <w:rtl/>
+        </w:rPr>
+        <w:t>המחלקה להנדסת תוכנה  - מבוא למחשוב ענן</w:t>
+      </w:r>
+    </w:p>
+    <w:p>
+      <w:pPr>
+        <w:bidi/>
+        <w:spacing w:after="160" w:line="259" w:lineRule="auto"/>
+        <w:jc w:val="center"/>
+        <w:rPr>
+          <w:rFonts w:asciiTheme="minorBidi" w:eastAsia="Calibri" w:hAnsiTheme="minorBidi" w:cstheme="minorBidi"/>
+          <w:b/>
+          <w:sz w:val="24"/>
+          <w:szCs w:val="24"/>
+          <w:lang w:val="en-US" w:bidi="ar-JO"/>
+        </w:rPr>
+      </w:pPr>
+      <w:r>
+        <w:rPr>
+          <w:rFonts w:asciiTheme="minorBidi" w:eastAsia="Calibri" w:hAnsiTheme="minorBidi" w:cstheme="minorBidi"/>
+          <w:b/>
+          <w:sz w:val="24"/>
+          <w:szCs w:val="24"/>
+          <w:rtl/>
+        </w:rPr>
+        <w:t>פרויקט</w:t>
+      </w:r>
+      <w:r>
+        <w:rPr>
+          <w:rFonts w:asciiTheme="minorBidi" w:eastAsia="Calibri" w:hAnsiTheme="minorBidi" w:cstheme="minorBidi"/>
+          <w:b/>
+          <w:sz w:val="24"/>
+          <w:szCs w:val="24"/>
+          <w:rtl/>
+        </w:rPr>
+        <w:t xml:space="preserve"> – </w:t>
+      </w:r>
+      <w:r>
+        <w:rPr>
+          <w:rFonts w:asciiTheme="minorBidi" w:eastAsia="Calibri" w:hAnsiTheme="minorBidi" w:cstheme="minorBidi"/>
+          <w:b/>
+          <w:sz w:val="24"/>
+          <w:szCs w:val="24"/>
+          <w:lang w:val="en-US" w:bidi="ar-JO"/>
+        </w:rPr>
+        <w:t>Shark</w:t>
+      </w:r>
+      <w:r>
+        <w:rPr>
+          <w:rFonts w:asciiTheme="minorBidi" w:hAnsiTheme="minorBidi" w:cstheme="minorBidi"/>
+          <w:noProof/>
+          <w:sz w:val="24"/>
+          <w:szCs w:val="24"/>
+        </w:rPr>
+        <w:drawing>
+          <wp:inline distT="0" distB="0" distL="0" distR="0" wp14:anchorId="0F7BFC0A" wp14:editId="2280B73E">
             <wp:extent cx="800100" cy="800100"/>
             <wp:effectExtent l="0" t="0" r="0" b="0"/>
             <wp:docPr id="840995047" name="תמונה 2" descr="Generated image"/>
@@ -89,7 +209,7 @@
                     </pic:cNvPicPr>
                   </pic:nvPicPr>
                   <pic:blipFill>
-                    <a:blip r:embed="rId7">
+                    <a:blip r:embed="rId8">
                       <a:extLst>
                         <a:ext uri="{28A0092B-C50C-407E-A947-70E740481C1C}">
                           <a14:useLocalDpi xmlns:a14="http://schemas.microsoft.com/office/drawing/2010/main" val="0"/>
@@ -120,147 +240,13 @@
           </wp:inline>
         </w:drawing>
       </w:r>
-      <w:r>
-        <w:rPr>
-          <w:rFonts w:asciiTheme="minorBidi" w:eastAsia="Calibri" w:hAnsiTheme="minorBidi" w:cstheme="minorBidi"/>
-          <w:sz w:val="24"/>
-          <w:szCs w:val="24"/>
-          <w:rtl/>
-        </w:rPr>
-        <w:tab/>
-      </w:r>
-      <w:r>
-        <w:rPr>
-          <w:rFonts w:asciiTheme="minorBidi" w:eastAsia="Calibri" w:hAnsiTheme="minorBidi" w:cstheme="minorBidi"/>
-          <w:noProof/>
-          <w:sz w:val="24"/>
-          <w:szCs w:val="24"/>
-        </w:rPr>
-        <w:drawing>
-          <wp:inline distT="0" distB="0" distL="0" distR="0" wp14:anchorId="44453566" wp14:editId="2E1E5489">
-            <wp:extent cx="1619250" cy="381000"/>
-            <wp:effectExtent l="0" t="0" r="0" b="0"/>
-            <wp:docPr id="1" name="image1.png" descr="A black background with purple letters&#10;&#10;Description automatically generated"/>
-            <wp:cNvGraphicFramePr/>
-            <a:graphic xmlns:a="http://schemas.openxmlformats.org/drawingml/2006/main">
-              <a:graphicData uri="http://schemas.openxmlformats.org/drawingml/2006/picture">
-                <pic:pic xmlns:pic="http://schemas.openxmlformats.org/drawingml/2006/picture">
-                  <pic:nvPicPr>
-                    <pic:cNvPr id="0" name="image1.png" descr="A black background with purple letters&#10;&#10;Description automatically generated"/>
-                    <pic:cNvPicPr preferRelativeResize="0"/>
-                  </pic:nvPicPr>
-                  <pic:blipFill>
-                    <a:blip r:embed="rId8"/>
-                    <a:srcRect/>
-                    <a:stretch>
-                      <a:fillRect/>
-                    </a:stretch>
-                  </pic:blipFill>
-                  <pic:spPr>
-                    <a:xfrm>
-                      <a:off x="0" y="0"/>
-                      <a:ext cx="1619250" cy="381000"/>
-                    </a:xfrm>
-                    <a:prstGeom prst="rect">
-                      <a:avLst/>
-                    </a:prstGeom>
-                    <a:ln/>
-                  </pic:spPr>
-                </pic:pic>
-              </a:graphicData>
-            </a:graphic>
-          </wp:inline>
-        </w:drawing>
-      </w:r>
-      <w:r>
-        <w:rPr>
-          <w:rFonts w:asciiTheme="minorBidi" w:eastAsia="Calibri" w:hAnsiTheme="minorBidi" w:cstheme="minorBidi"/>
-          <w:sz w:val="24"/>
-          <w:szCs w:val="24"/>
-        </w:rPr>
-        <w:tab/>
-        <w:t xml:space="preserve">      </w:t>
-      </w:r>
-      <w:r>
-        <w:rPr>
-          <w:rFonts w:asciiTheme="minorBidi" w:eastAsia="Calibri" w:hAnsiTheme="minorBidi" w:cstheme="minorBidi"/>
-          <w:sz w:val="24"/>
-          <w:szCs w:val="24"/>
-        </w:rPr>
-        <w:tab/>
-        <w:t xml:space="preserve">                       </w:t>
-      </w:r>
-    </w:p>
-    <w:p>
-      <w:pPr>
-        <w:bidi/>
-        <w:spacing w:after="200"/>
-        <w:rPr>
-          <w:rFonts w:asciiTheme="minorBidi" w:eastAsia="Calibri" w:hAnsiTheme="minorBidi" w:cstheme="minorBidi"/>
-          <w:b/>
-          <w:sz w:val="24"/>
-          <w:szCs w:val="24"/>
-        </w:rPr>
-      </w:pPr>
-      <w:r>
-        <w:rPr>
-          <w:rFonts w:asciiTheme="minorBidi" w:eastAsia="Calibri" w:hAnsiTheme="minorBidi" w:cstheme="minorBidi"/>
-          <w:b/>
-          <w:sz w:val="24"/>
-          <w:szCs w:val="24"/>
-          <w:rtl/>
-        </w:rPr>
-        <w:t>המחלקה להנדסת תוכנה  - מבוא למחשוב ענן</w:t>
-      </w:r>
-    </w:p>
-    <w:p>
-      <w:pPr>
-        <w:bidi/>
-        <w:spacing w:after="160" w:line="259" w:lineRule="auto"/>
-        <w:rPr>
-          <w:rFonts w:asciiTheme="minorBidi" w:eastAsia="Calibri" w:hAnsiTheme="minorBidi" w:cstheme="minorBidi"/>
-          <w:b/>
-          <w:sz w:val="24"/>
-          <w:szCs w:val="24"/>
-          <w:lang w:val="en-US" w:bidi="ar-JO"/>
-        </w:rPr>
-      </w:pPr>
-      <w:r>
-        <w:rPr>
-          <w:rFonts w:asciiTheme="minorBidi" w:eastAsia="Calibri" w:hAnsiTheme="minorBidi" w:cstheme="minorBidi"/>
-          <w:b/>
-          <w:sz w:val="24"/>
-          <w:szCs w:val="24"/>
-          <w:rtl/>
-        </w:rPr>
-        <w:t>פרויקט</w:t>
-      </w:r>
-      <w:r>
-        <w:rPr>
-          <w:rFonts w:asciiTheme="minorBidi" w:eastAsia="Calibri" w:hAnsiTheme="minorBidi" w:cstheme="minorBidi"/>
-          <w:b/>
-          <w:sz w:val="24"/>
-          <w:szCs w:val="24"/>
-          <w:rtl/>
-        </w:rPr>
-        <w:t xml:space="preserve"> – </w:t>
-      </w:r>
-      <w:r>
-        <w:rPr>
-          <w:rFonts w:asciiTheme="minorBidi" w:eastAsia="Calibri" w:hAnsiTheme="minorBidi" w:cstheme="minorBidi"/>
-          <w:b/>
-          <w:sz w:val="24"/>
-          <w:szCs w:val="24"/>
-          <w:lang w:val="en-US" w:bidi="ar-JO"/>
-        </w:rPr>
-        <w:t>Shark</w:t>
-      </w:r>
     </w:p>
     <w:p>
       <w:pPr>
         <w:bidi/>
         <w:spacing w:after="160" w:line="259" w:lineRule="auto"/>
         <w:ind w:left="360"/>
+        <w:jc w:val="center"/>
         <w:rPr>
           <w:rFonts w:asciiTheme="minorBidi" w:eastAsia="Calibri" w:hAnsiTheme="minorBidi" w:cstheme="minorBidi"/>
           <w:b/>
@@ -885,8 +871,7 @@
         <w:bidi/>
         <w:spacing w:line="259" w:lineRule="auto"/>
         <w:rPr>
-          <w:rFonts w:asciiTheme="minorBidi" w:eastAsia="Calibri" w:hAnsiTheme="minorBidi" w:cstheme="minorBidi" w:hint="cs"/>
-          <w:b/>
+          <w:rFonts w:asciiTheme="minorBidi" w:eastAsia="Calibri" w:hAnsiTheme="minorBidi" w:cstheme="minorBidi"/>
           <w:color w:val="A61C00"/>
           <w:sz w:val="24"/>
           <w:szCs w:val="24"/>
@@ -964,41 +949,20 @@
         <w:r>
           <w:rPr>
             <w:rStyle w:val="Hyperlink"/>
-            <w:rFonts w:asciiTheme="minorBidi" w:eastAsia="Calibri" w:hAnsiTheme="minorBidi" w:cstheme="minorBidi"/>
-            <w:b/>
-            <w:sz w:val="24"/>
-            <w:szCs w:val="24"/>
-            <w:lang w:val="en-US"/>
           </w:rPr>
-          <w:t>https://colab.research.google.com/drive/1zAiCCOvGcj_66eqPqtVkCJGDet_Redfr?usp=sharing#scrollTo=T5Bg8i1YZWSc</w:t>
+          <w:t>https://colab.research.google.com/drive/1zAiCCOvGcj_66eqPqtVkCJGDet_Redfr?usp=sharing</w:t>
         </w:r>
       </w:hyperlink>
       <w:r>
         <w:rPr>
-          <w:rFonts w:asciiTheme="minorBidi" w:eastAsia="Calibri" w:hAnsiTheme="minorBidi" w:cstheme="minorBidi" w:hint="cs"/>
+          <w:rFonts w:asciiTheme="minorBidi" w:eastAsia="Calibri" w:hAnsiTheme="minorBidi" w:cstheme="minorBidi"/>
           <w:b/>
           <w:color w:val="A61C00"/>
           <w:sz w:val="24"/>
           <w:szCs w:val="24"/>
-          <w:rtl/>
-          <w:lang w:val="en-US"/>
         </w:rPr>
         <w:t xml:space="preserve"> </w:t>
       </w:r>
-    </w:p>
-    <w:p>
-      <w:pPr>
-        <w:bidi/>
-        <w:spacing w:line="259" w:lineRule="auto"/>
-        <w:rPr>
-          <w:rFonts w:asciiTheme="minorBidi" w:eastAsia="Calibri" w:hAnsiTheme="minorBidi" w:cstheme="minorBidi"/>
-          <w:color w:val="A61C00"/>
-          <w:sz w:val="24"/>
-          <w:szCs w:val="24"/>
-          <w:rtl/>
-          <w:lang w:val="en-US"/>
-        </w:rPr>
-      </w:pPr>
       <w:r>
         <w:rPr>
           <w:rFonts w:asciiTheme="minorBidi" w:eastAsia="Calibri" w:hAnsiTheme="minorBidi" w:cstheme="minorBidi"/>
@@ -1136,7 +1100,6 @@
             <w:pPr>
               <w:jc w:val="center"/>
               <w:rPr>
-                <w:rFonts w:hint="cs"/>
                 <w:rtl/>
                 <w:lang w:bidi="ar-JO"/>
               </w:rPr>
@@ -1257,7 +1220,7 @@
         <w:bidi/>
         <w:spacing w:line="259" w:lineRule="auto"/>
         <w:rPr>
-          <w:rFonts w:asciiTheme="minorBidi" w:eastAsia="Calibri" w:hAnsiTheme="minorBidi" w:cstheme="minorBidi" w:hint="cs"/>
+          <w:rFonts w:asciiTheme="minorBidi" w:eastAsia="Calibri" w:hAnsiTheme="minorBidi" w:cstheme="minorBidi"/>
           <w:color w:val="1155CC"/>
           <w:sz w:val="24"/>
           <w:szCs w:val="24"/>
@@ -1290,7 +1253,7 @@
         <w:spacing w:line="259" w:lineRule="auto"/>
         <w:ind w:left="720"/>
         <w:rPr>
-          <w:rFonts w:asciiTheme="minorBidi" w:eastAsia="Calibri" w:hAnsiTheme="minorBidi" w:cstheme="minorBidi" w:hint="cs"/>
+          <w:rFonts w:asciiTheme="minorBidi" w:eastAsia="Calibri" w:hAnsiTheme="minorBidi" w:cstheme="minorBidi"/>
           <w:color w:val="1155CC"/>
           <w:sz w:val="24"/>
           <w:szCs w:val="24"/>
@@ -1954,18 +1917,7 @@
           <w:rtl/>
           <w:lang w:val="en-US"/>
         </w:rPr>
-        <w:t>ניהול משתמשים על ידי מנהלים</w:t>
-      </w:r>
-      <w:r>
-        <w:rPr>
-          <w:rFonts w:asciiTheme="minorBidi" w:eastAsia="Calibri" w:hAnsiTheme="minorBidi" w:cstheme="minorBidi"/>
-          <w:sz w:val="24"/>
-          <w:szCs w:val="24"/>
-          <w:u w:val="single"/>
-          <w:rtl/>
-          <w:lang w:val="en-US"/>
-        </w:rPr>
-        <w:t>:</w:t>
+        <w:t>ניהול משתמשים על ידי מנהלים:</w:t>
       </w:r>
       <w:r>
         <w:rPr>
@@ -2021,18 +1973,7 @@
           <w:rtl/>
           <w:lang w:val="en-US"/>
         </w:rPr>
-        <w:t>מערכת תגובות לחיישנים ולתוכן אחר</w:t>
-      </w:r>
-      <w:r>
-        <w:rPr>
-          <w:rFonts w:asciiTheme="minorBidi" w:eastAsia="Calibri" w:hAnsiTheme="minorBidi" w:cstheme="minorBidi"/>
-          <w:sz w:val="24"/>
-          <w:szCs w:val="24"/>
-          <w:u w:val="single"/>
-          <w:rtl/>
-          <w:lang w:val="en-US"/>
-        </w:rPr>
-        <w:t>:</w:t>
+        <w:t>מערכת תגובות לחיישנים ולתוכן אחר:</w:t>
       </w:r>
       <w:r>
         <w:rPr>
@@ -2088,18 +2029,7 @@
           <w:rtl/>
           <w:lang w:val="en-US"/>
         </w:rPr>
-        <w:t>לוח בקרה אינטראקטיבי</w:t>
-      </w:r>
-      <w:r>
-        <w:rPr>
-          <w:rFonts w:asciiTheme="minorBidi" w:eastAsia="Calibri" w:hAnsiTheme="minorBidi" w:cstheme="minorBidi"/>
-          <w:sz w:val="24"/>
-          <w:szCs w:val="24"/>
-          <w:u w:val="single"/>
-          <w:rtl/>
-          <w:lang w:val="en-US"/>
-        </w:rPr>
-        <w:t>:</w:t>
+        <w:t>לוח בקרה אינטראקטיבי:</w:t>
       </w:r>
       <w:r>
         <w:rPr>
@@ -2278,18 +2208,7 @@
           <w:rtl/>
           <w:lang w:val="en-US"/>
         </w:rPr>
-        <w:t>וניקוד משתמשים</w:t>
-      </w:r>
-      <w:r>
-        <w:rPr>
-          <w:rFonts w:asciiTheme="minorBidi" w:eastAsia="Calibri" w:hAnsiTheme="minorBidi" w:cstheme="minorBidi"/>
-          <w:sz w:val="24"/>
-          <w:szCs w:val="24"/>
-          <w:u w:val="single"/>
-          <w:rtl/>
-          <w:lang w:val="en-US"/>
-        </w:rPr>
-        <w:t>:</w:t>
+        <w:t>וניקוד משתמשים:</w:t>
       </w:r>
       <w:r>
         <w:rPr>
@@ -2403,7 +2322,16 @@
           <w:rtl/>
           <w:lang w:val="en-US"/>
         </w:rPr>
-        <w:t>מתקדמים</w:t>
+        <w:t>מתקדמים (</w:t>
+      </w:r>
+      <w:r>
+        <w:rPr>
+          <w:rFonts w:asciiTheme="minorBidi" w:eastAsia="Calibri" w:hAnsiTheme="minorBidi" w:cstheme="minorBidi"/>
+          <w:sz w:val="24"/>
+          <w:szCs w:val="24"/>
+          <w:lang w:val="en-US" w:bidi="ar-JO"/>
+        </w:rPr>
+        <w:t>spark</w:t>
       </w:r>
       <w:r>
         <w:rPr>
@@ -2413,36 +2341,7 @@
           <w:rtl/>
           <w:lang w:val="en-US"/>
         </w:rPr>
-        <w:t xml:space="preserve"> (</w:t>
-      </w:r>
-      <w:r>
-        <w:rPr>
-          <w:rFonts w:asciiTheme="minorBidi" w:eastAsia="Calibri" w:hAnsiTheme="minorBidi" w:cstheme="minorBidi"/>
-          <w:sz w:val="24"/>
-          <w:szCs w:val="24"/>
-          <w:lang w:val="en-US" w:bidi="ar-JO"/>
-        </w:rPr>
-        <w:t>spark</w:t>
-      </w:r>
-      <w:r>
-        <w:rPr>
-          <w:rFonts w:asciiTheme="minorBidi" w:eastAsia="Calibri" w:hAnsiTheme="minorBidi" w:cstheme="minorBidi"/>
-          <w:sz w:val="24"/>
-          <w:szCs w:val="24"/>
-          <w:rtl/>
-          <w:lang w:val="en-US"/>
-        </w:rPr>
-        <w:t>)</w:t>
-      </w:r>
-      <w:r>
-        <w:rPr>
-          <w:rFonts w:asciiTheme="minorBidi" w:eastAsia="Calibri" w:hAnsiTheme="minorBidi" w:cstheme="minorBidi"/>
-          <w:sz w:val="24"/>
-          <w:szCs w:val="24"/>
-          <w:rtl/>
-          <w:lang w:val="en-US"/>
-        </w:rPr>
-        <w:t xml:space="preserve"> </w:t>
+        <w:t xml:space="preserve">) </w:t>
       </w:r>
       <w:r>
         <w:rPr>
@@ -2906,7 +2805,7 @@
           <w:szCs w:val="24"/>
         </w:rPr>
         <w:pict w14:anchorId="68B19D27">
-          <v:rect id="_x0000_i1035" style="width:0;height:1.5pt" o:hralign="right" o:hrstd="t" o:hr="t" fillcolor="#a0a0a0" stroked="f"/>
+          <v:rect id="_x0000_i1025" style="width:0;height:1.5pt" o:hralign="right" o:hrstd="t" o:hr="t" fillcolor="#a0a0a0" stroked="f"/>
         </w:pict>
       </w:r>
     </w:p>
@@ -3290,7 +3189,7 @@
         <w:spacing w:line="259" w:lineRule="auto"/>
         <w:ind w:left="720"/>
         <w:rPr>
-          <w:rFonts w:asciiTheme="minorBidi" w:eastAsia="Calibri" w:hAnsiTheme="minorBidi" w:cstheme="minorBidi" w:hint="cs"/>
+          <w:rFonts w:asciiTheme="minorBidi" w:eastAsia="Calibri" w:hAnsiTheme="minorBidi" w:cstheme="minorBidi"/>
           <w:color w:val="38761D"/>
           <w:sz w:val="24"/>
           <w:szCs w:val="24"/>
@@ -3862,7 +3761,7 @@
           <w:szCs w:val="24"/>
         </w:rPr>
         <w:pict w14:anchorId="7CF1442E">
-          <v:rect id="_x0000_i1038" style="width:0;height:1.5pt" o:hralign="right" o:hrstd="t" o:hr="t" fillcolor="#a0a0a0" stroked="f"/>
+          <v:rect id="_x0000_i1026" style="width:0;height:1.5pt" o:hralign="right" o:hrstd="t" o:hr="t" fillcolor="#a0a0a0" stroked="f"/>
         </w:pict>
       </w:r>
     </w:p>
@@ -4354,7 +4253,7 @@
           <w:szCs w:val="24"/>
         </w:rPr>
         <w:pict w14:anchorId="4ED18BCD">
-          <v:rect id="_x0000_i1039" style="width:0;height:1.5pt" o:hralign="right" o:hrstd="t" o:hr="t" fillcolor="#a0a0a0" stroked="f"/>
+          <v:rect id="_x0000_i1027" style="width:0;height:1.5pt" o:hralign="right" o:hrstd="t" o:hr="t" fillcolor="#a0a0a0" stroked="f"/>
         </w:pict>
       </w:r>
     </w:p>
@@ -4416,7 +4315,7 @@
       <w:pPr>
         <w:bidi/>
         <w:rPr>
-          <w:rFonts w:asciiTheme="minorBidi" w:hAnsiTheme="minorBidi" w:cstheme="minorBidi" w:hint="cs"/>
+          <w:rFonts w:asciiTheme="minorBidi" w:hAnsiTheme="minorBidi" w:cstheme="minorBidi"/>
           <w:sz w:val="24"/>
           <w:szCs w:val="24"/>
           <w:rtl/>
@@ -4847,7 +4746,7 @@
           <w:szCs w:val="24"/>
         </w:rPr>
         <w:drawing>
-          <wp:inline distT="0" distB="0" distL="0" distR="0" wp14:anchorId="1C81E3CD" wp14:editId="144B078D">
+          <wp:inline distT="0" distB="0" distL="0" distR="0" wp14:anchorId="1C81E3CD" wp14:editId="4998EC00">
             <wp:extent cx="5274310" cy="2456815"/>
             <wp:effectExtent l="0" t="0" r="2540" b="635"/>
             <wp:docPr id="1327178323" name="תמונה 1" descr="Uploaded image"/>
@@ -5064,6 +4963,7 @@
       <w:r>
         <w:rPr>
           <w:rFonts w:asciiTheme="minorBidi" w:eastAsia="Calibri" w:hAnsiTheme="minorBidi"/>
+          <w:noProof/>
           <w:color w:val="38761D"/>
           <w:sz w:val="24"/>
           <w:szCs w:val="24"/>
@@ -5203,6 +5103,7 @@
       <w:r>
         <w:rPr>
           <w:rFonts w:asciiTheme="minorBidi" w:eastAsia="Calibri" w:hAnsiTheme="minorBidi" w:cstheme="minorBidi"/>
+          <w:noProof/>
           <w:color w:val="1155CC"/>
           <w:sz w:val="24"/>
           <w:szCs w:val="24"/>
@@ -5273,23 +5174,15 @@
       <w:pPr>
         <w:bidi/>
         <w:rPr>
+          <w:rtl/>
+        </w:rPr>
+      </w:pPr>
+      <w:r>
+        <w:rPr>
           <w:rFonts w:hint="cs"/>
           <w:rtl/>
         </w:rPr>
-      </w:pPr>
-      <w:r>
-        <w:rPr>
-          <w:rFonts w:hint="cs"/>
-          <w:rtl/>
-        </w:rPr>
-        <w:t>1</w:t>
-      </w:r>
-      <w:r>
-        <w:rPr>
-          <w:rFonts w:hint="cs"/>
-          <w:rtl/>
-        </w:rPr>
-        <w:t>.ניהול</w:t>
+        <w:t>1.ניהול</w:t>
       </w:r>
       <w:r>
         <w:rPr>
@@ -5721,9 +5614,6 @@
     <w:p>
       <w:pPr>
         <w:bidi/>
-        <w:rPr>
-          <w:rFonts w:hint="cs"/>
-        </w:rPr>
       </w:pPr>
     </w:p>
     <w:p>
@@ -5779,14 +5669,7 @@
           <w:rFonts w:hint="cs"/>
           <w:rtl/>
         </w:rPr>
-        <w:t>1</w:t>
-      </w:r>
-      <w:r>
-        <w:rPr>
-          <w:rFonts w:hint="cs"/>
-          <w:rtl/>
-        </w:rPr>
-        <w:t>.</w:t>
+        <w:t>1.</w:t>
       </w:r>
       <w:r>
         <w:rPr>
@@ -6561,7 +6444,7 @@
           <w:lang w:val="en-US"/>
         </w:rPr>
         <w:pict w14:anchorId="351563BF">
-          <v:rect id="_x0000_i1062" style="width:0;height:1.5pt" o:hralign="right" o:hrstd="t" o:hr="t" fillcolor="#a0a0a0" stroked="f"/>
+          <v:rect id="_x0000_i1028" style="width:0;height:1.5pt" o:hralign="right" o:hrstd="t" o:hr="t" fillcolor="#a0a0a0" stroked="f"/>
         </w:pict>
       </w:r>
     </w:p>
@@ -7067,7 +6950,7 @@
           <w:szCs w:val="24"/>
         </w:rPr>
         <w:pict w14:anchorId="4B0AA846">
-          <v:rect id="_x0000_i1065" style="width:0;height:1.5pt" o:hralign="right" o:hrstd="t" o:hr="t" fillcolor="#a0a0a0" stroked="f"/>
+          <v:rect id="_x0000_i1029" style="width:0;height:1.5pt" o:hralign="right" o:hrstd="t" o:hr="t" fillcolor="#a0a0a0" stroked="f"/>
         </w:pict>
       </w:r>
     </w:p>
@@ -7315,7 +7198,7 @@
           <w:szCs w:val="24"/>
         </w:rPr>
         <w:pict w14:anchorId="72E67419">
-          <v:rect id="_x0000_i1066" style="width:0;height:1.5pt" o:hralign="right" o:hrstd="t" o:hr="t" fillcolor="#a0a0a0" stroked="f"/>
+          <v:rect id="_x0000_i1030" style="width:0;height:1.5pt" o:hralign="right" o:hrstd="t" o:hr="t" fillcolor="#a0a0a0" stroked="f"/>
         </w:pict>
       </w:r>
     </w:p>
@@ -7518,7 +7401,7 @@
           <w:szCs w:val="24"/>
         </w:rPr>
         <w:pict w14:anchorId="0E00C7CA">
-          <v:rect id="_x0000_i1067" style="width:0;height:1.5pt" o:hralign="right" o:hrstd="t" o:hr="t" fillcolor="#a0a0a0" stroked="f"/>
+          <v:rect id="_x0000_i1031" style="width:0;height:1.5pt" o:hralign="right" o:hrstd="t" o:hr="t" fillcolor="#a0a0a0" stroked="f"/>
         </w:pict>
       </w:r>
     </w:p>
@@ -7809,7 +7692,7 @@
           <w:szCs w:val="24"/>
         </w:rPr>
         <w:pict w14:anchorId="4EFD48A7">
-          <v:rect id="_x0000_i1068" style="width:0;height:1.5pt" o:hralign="right" o:hrstd="t" o:hr="t" fillcolor="#a0a0a0" stroked="f"/>
+          <v:rect id="_x0000_i1032" style="width:0;height:1.5pt" o:hralign="right" o:hrstd="t" o:hr="t" fillcolor="#a0a0a0" stroked="f"/>
         </w:pict>
       </w:r>
     </w:p>
@@ -8101,18 +7984,7 @@
           <w:szCs w:val="24"/>
           <w:rtl/>
         </w:rPr>
-        <w:t>1</w:t>
-      </w:r>
-      <w:r>
-        <w:rPr>
-          <w:rFonts w:asciiTheme="minorBidi" w:hAnsiTheme="minorBidi" w:cstheme="minorBidi"/>
-          <w:b/>
-          <w:bCs/>
-          <w:sz w:val="24"/>
-          <w:szCs w:val="24"/>
-          <w:rtl/>
-        </w:rPr>
-        <w:t>. אתגר טכני – עיצוב ממשק משתמש עם</w:t>
+        <w:t>1. אתגר טכני – עיצוב ממשק משתמש עם</w:t>
       </w:r>
       <w:r>
         <w:rPr>
@@ -8703,7 +8575,7 @@
           <w:szCs w:val="24"/>
         </w:rPr>
         <w:pict w14:anchorId="5333A679">
-          <v:rect id="_x0000_i1077" style="width:0;height:1.5pt" o:hralign="right" o:hrstd="t" o:hr="t" fillcolor="#a0a0a0" stroked="f"/>
+          <v:rect id="_x0000_i1033" style="width:0;height:1.5pt" o:hralign="right" o:hrstd="t" o:hr="t" fillcolor="#a0a0a0" stroked="f"/>
         </w:pict>
       </w:r>
     </w:p>
@@ -9132,16 +9004,7 @@
           <w:szCs w:val="24"/>
           <w:rtl/>
         </w:rPr>
-        <w:t xml:space="preserve"> </w:t>
-      </w:r>
-      <w:r>
-        <w:rPr>
-          <w:rFonts w:asciiTheme="minorBidi" w:hAnsiTheme="minorBidi" w:cstheme="minorBidi"/>
-          <w:sz w:val="24"/>
-          <w:szCs w:val="24"/>
-          <w:rtl/>
-        </w:rPr>
-        <w:t>יש לבנות תיק למתכנת הכולל את שמות כל הקבצים המרכזיים, פונקציות מרכזיות, קטעי קוד/תבניות עיצוב מעניינים שהשתמשתם בהם.</w:t>
+        <w:t xml:space="preserve"> יש לבנות תיק למתכנת הכולל את שמות כל הקבצים המרכזיים, פונקציות מרכזיות, קטעי קוד/תבניות עיצוב מעניינים שהשתמשתם בהם.</w:t>
       </w:r>
     </w:p>
     <w:p>
@@ -17341,7 +17204,7 @@
           <w:szCs w:val="24"/>
         </w:rPr>
         <w:pict w14:anchorId="244177E0">
-          <v:rect id="_x0000_i1084" style="width:0;height:1.5pt" o:hralign="right" o:hrstd="t" o:hr="t" fillcolor="#a0a0a0" stroked="f"/>
+          <v:rect id="_x0000_i1034" style="width:0;height:1.5pt" o:hralign="right" o:hrstd="t" o:hr="t" fillcolor="#a0a0a0" stroked="f"/>
         </w:pict>
       </w:r>
     </w:p>
@@ -17501,7 +17364,7 @@
           <w:szCs w:val="24"/>
         </w:rPr>
         <w:drawing>
-          <wp:inline distT="0" distB="0" distL="0" distR="0" wp14:anchorId="2B89C7D3" wp14:editId="327767A2">
+          <wp:inline distT="0" distB="0" distL="0" distR="0" wp14:anchorId="2B89C7D3" wp14:editId="03114BE3">
             <wp:extent cx="4560834" cy="2565400"/>
             <wp:effectExtent l="0" t="0" r="0" b="6350"/>
             <wp:docPr id="945481985" name="תמונה 3" descr="Uploaded image"/>
@@ -20835,7 +20698,7 @@
         <w:bidi/>
         <w:spacing w:line="259" w:lineRule="auto"/>
         <w:rPr>
-          <w:rFonts w:asciiTheme="minorBidi" w:eastAsia="Calibri" w:hAnsiTheme="minorBidi" w:cstheme="minorBidi" w:hint="cs"/>
+          <w:rFonts w:asciiTheme="minorBidi" w:eastAsia="Calibri" w:hAnsiTheme="minorBidi" w:cstheme="minorBidi"/>
           <w:sz w:val="24"/>
           <w:szCs w:val="24"/>
         </w:rPr>
@@ -20846,7 +20709,7 @@
         <w:bidi/>
         <w:spacing w:line="259" w:lineRule="auto"/>
         <w:rPr>
-          <w:rFonts w:asciiTheme="minorBidi" w:eastAsia="Calibri" w:hAnsiTheme="minorBidi" w:cstheme="minorBidi" w:hint="cs"/>
+          <w:rFonts w:asciiTheme="minorBidi" w:eastAsia="Calibri" w:hAnsiTheme="minorBidi" w:cstheme="minorBidi"/>
           <w:sz w:val="24"/>
           <w:szCs w:val="24"/>
           <w:rtl/>
@@ -26903,6 +26766,7 @@
   <w:style w:type="character" w:default="1" w:styleId="a0">
     <w:name w:val="Default Paragraph Font"/>
     <w:uiPriority w:val="1"/>
+    <w:semiHidden/>
     <w:unhideWhenUsed/>
   </w:style>
   <w:style w:type="table" w:default="1" w:styleId="a1">
@@ -26976,9 +26840,7 @@
       <w:tblStyleRowBandSize w:val="1"/>
       <w:tblStyleColBandSize w:val="1"/>
       <w:tblCellMar>
-        <w:top w:w="0" w:type="dxa"/>
         <w:left w:w="115" w:type="dxa"/>
-        <w:bottom w:w="0" w:type="dxa"/>
         <w:right w:w="115" w:type="dxa"/>
       </w:tblCellMar>
     </w:tblPr>
@@ -27083,6 +26945,18 @@
     <w:link w:val="ab"/>
     <w:uiPriority w:val="99"/>
     <w:rsid w:val="00EF1EF2"/>
+  </w:style>
+  <w:style w:type="character" w:styleId="FollowedHyperlink">
+    <w:name w:val="FollowedHyperlink"/>
+    <w:basedOn w:val="a0"/>
+    <w:uiPriority w:val="99"/>
+    <w:semiHidden/>
+    <w:unhideWhenUsed/>
+    <w:rsid w:val="003814D7"/>
+    <w:rPr>
+      <w:color w:val="800080" w:themeColor="followedHyperlink"/>
+      <w:u w:val="single"/>
+    </w:rPr>
   </w:style>
 </w:styles>
 </file>
